--- a/persona templates/PERSONA TEMPLATE Nitin.docx
+++ b/persona templates/PERSONA TEMPLATE Nitin.docx
@@ -2574,6 +2574,36 @@
         </w:sectPr>
       </w:pPr>
     </w:p>
+    <w:p>
+      <w:r>
+        <w:rPr>
+          <w:i/>
+          <w:iCs/>
+        </w:rPr>
+        <w:lastRenderedPageBreak/>
+        <w:t>Aizen Anime Digital Art Fantasy Illustration Free PNG</w:t>
+      </w:r>
+      <w:r>
+        <w:t xml:space="preserve">. (2023, July 25). PNG All -. </w:t>
+      </w:r>
+      <w:hyperlink r:id="rId18" w:history="1">
+        <w:r>
+          <w:rPr>
+            <w:rStyle w:val="Hyperlink"/>
+          </w:rPr>
+          <w:t>https://www.pngall.com/aizen-png/download/129223/</w:t>
+        </w:r>
+      </w:hyperlink>
+    </w:p>
+    <w:p/>
+    <w:p>
+      <w:r>
+        <w:rPr>
+          <w:rFonts w:ascii="Arial" w:hAnsi="Arial" w:cs="Arial"/>
+        </w:rPr>
+        <w:t>‌</w:t>
+      </w:r>
+    </w:p>
     <w:p/>
     <w:sectPr>
       <w:pgSz w:w="12240" w:h="15840"/>
@@ -2617,11 +2647,6 @@
         <w:docPartUnique/>
       </w:docPartObj>
     </w:sdtPr>
-    <w:sdtEndPr>
-      <w:rPr>
-        <w:rStyle w:val="PageNumber"/>
-      </w:rPr>
-    </w:sdtEndPr>
     <w:sdtContent>
       <w:p>
         <w:pPr>
@@ -5905,7 +5930,6 @@
   <w:style w:type="character" w:default="1" w:styleId="DefaultParagraphFont">
     <w:name w:val="Default Paragraph Font"/>
     <w:uiPriority w:val="1"/>
-    <w:semiHidden/>
     <w:unhideWhenUsed/>
   </w:style>
   <w:style w:type="table" w:default="1" w:styleId="TableNormal">
@@ -7442,6 +7466,12 @@
 </file>
 
 <file path=customXml/item1.xml><?xml version="1.0" encoding="utf-8"?>
+<p:properties xmlns:p="http://schemas.microsoft.com/office/2006/metadata/properties" xmlns:xsi="http://www.w3.org/2001/XMLSchema-instance" xmlns:pc="http://schemas.microsoft.com/office/infopath/2007/PartnerControls">
+  <documentManagement/>
+</p:properties>
+</file>
+
+<file path=customXml/item2.xml><?xml version="1.0" encoding="utf-8"?>
 <?mso-contentType ?>
 <FormTemplates xmlns="http://schemas.microsoft.com/sharepoint/v3/contenttype/forms">
   <Display>DocumentLibraryForm</Display>
@@ -7450,17 +7480,7 @@
 </FormTemplates>
 </file>
 
-<file path=customXml/item2.xml><?xml version="1.0" encoding="utf-8"?>
-<p:properties xmlns:p="http://schemas.microsoft.com/office/2006/metadata/properties" xmlns:xsi="http://www.w3.org/2001/XMLSchema-instance" xmlns:pc="http://schemas.microsoft.com/office/infopath/2007/PartnerControls">
-  <documentManagement/>
-</p:properties>
-</file>
-
 <file path=customXml/item3.xml><?xml version="1.0" encoding="utf-8"?>
-<b:Sources xmlns:b="http://schemas.openxmlformats.org/officeDocument/2006/bibliography" xmlns="http://schemas.openxmlformats.org/officeDocument/2006/bibliography" SelectedStyle="/APASixthEditionOfficeOnline.xsl" StyleName="APA" Version="6"/>
-</file>
-
-<file path=customXml/item4.xml><?xml version="1.0" encoding="utf-8"?>
 <ct:contentTypeSchema xmlns:ct="http://schemas.microsoft.com/office/2006/metadata/contentType" xmlns:ma="http://schemas.microsoft.com/office/2006/metadata/properties/metaAttributes" ct:_="" ma:_="" ma:contentTypeName="Document" ma:contentTypeID="0x01010023EFD0ADA37E064F82FF281AB835B5A6" ma:contentTypeVersion="1" ma:contentTypeDescription="Create a new document." ma:contentTypeScope="" ma:versionID="3a647506a431c67a34108167e81a80bb">
   <xsd:schema xmlns:xsd="http://www.w3.org/2001/XMLSchema" xmlns:xs="http://www.w3.org/2001/XMLSchema" xmlns:p="http://schemas.microsoft.com/office/2006/metadata/properties" xmlns:ns3="e67a0d62-0cb6-4b27-8658-6ddba71059e9" targetNamespace="http://schemas.microsoft.com/office/2006/metadata/properties" ma:root="true" ma:fieldsID="034f33e407a9f0ce14854081a360463c" ns3:_="">
     <xsd:import namespace="e67a0d62-0cb6-4b27-8658-6ddba71059e9"/>
@@ -7586,15 +7606,11 @@
 </ct:contentTypeSchema>
 </file>
 
-<file path=customXml/itemProps1.xml><?xml version="1.0" encoding="utf-8"?>
-<ds:datastoreItem xmlns:ds="http://schemas.openxmlformats.org/officeDocument/2006/customXml" ds:itemID="{CF6D0DBD-C175-42A0-9984-08F964147367}">
-  <ds:schemaRefs>
-    <ds:schemaRef ds:uri="http://schemas.microsoft.com/sharepoint/v3/contenttype/forms"/>
-  </ds:schemaRefs>
-</ds:datastoreItem>
+<file path=customXml/item4.xml><?xml version="1.0" encoding="utf-8"?>
+<b:Sources xmlns:b="http://schemas.openxmlformats.org/officeDocument/2006/bibliography" xmlns="http://schemas.openxmlformats.org/officeDocument/2006/bibliography" SelectedStyle="/APASixthEditionOfficeOnline.xsl" StyleName="APA" Version="6"/>
 </file>
 
-<file path=customXml/itemProps2.xml><?xml version="1.0" encoding="utf-8"?>
+<file path=customXml/itemProps1.xml><?xml version="1.0" encoding="utf-8"?>
 <ds:datastoreItem xmlns:ds="http://schemas.openxmlformats.org/officeDocument/2006/customXml" ds:itemID="{CBD348DC-98DA-4004-8F63-30B02DAA0E87}">
   <ds:schemaRefs>
     <ds:schemaRef ds:uri="http://schemas.microsoft.com/office/2006/metadata/properties"/>
@@ -7603,15 +7619,15 @@
 </ds:datastoreItem>
 </file>
 
-<file path=customXml/itemProps3.xml><?xml version="1.0" encoding="utf-8"?>
-<ds:datastoreItem xmlns:ds="http://schemas.openxmlformats.org/officeDocument/2006/customXml" ds:itemID="{EDB13EB8-44E8-401C-A1E5-6A68E23AEDB2}">
+<file path=customXml/itemProps2.xml><?xml version="1.0" encoding="utf-8"?>
+<ds:datastoreItem xmlns:ds="http://schemas.openxmlformats.org/officeDocument/2006/customXml" ds:itemID="{CF6D0DBD-C175-42A0-9984-08F964147367}">
   <ds:schemaRefs>
-    <ds:schemaRef ds:uri="http://schemas.openxmlformats.org/officeDocument/2006/bibliography"/>
+    <ds:schemaRef ds:uri="http://schemas.microsoft.com/sharepoint/v3/contenttype/forms"/>
   </ds:schemaRefs>
 </ds:datastoreItem>
 </file>
 
-<file path=customXml/itemProps4.xml><?xml version="1.0" encoding="utf-8"?>
+<file path=customXml/itemProps3.xml><?xml version="1.0" encoding="utf-8"?>
 <ds:datastoreItem xmlns:ds="http://schemas.openxmlformats.org/officeDocument/2006/customXml" ds:itemID="{A0BCE480-221B-4D41-99A6-44DC02534C70}">
   <ds:schemaRefs>
     <ds:schemaRef ds:uri="http://schemas.microsoft.com/office/2006/metadata/contentType"/>
@@ -7627,4 +7643,12 @@
     <ds:schemaRef ds:uri="http://schemas.microsoft.com/internal/obd"/>
   </ds:schemaRefs>
 </ds:datastoreItem>
+</file>
+
+<file path=customXml/itemProps4.xml><?xml version="1.0" encoding="utf-8"?>
+<ds:datastoreItem xmlns:ds="http://schemas.openxmlformats.org/officeDocument/2006/customXml" ds:itemID="{EDB13EB8-44E8-401C-A1E5-6A68E23AEDB2}">
+  <ds:schemaRefs>
+    <ds:schemaRef ds:uri="http://schemas.openxmlformats.org/officeDocument/2006/bibliography"/>
+  </ds:schemaRefs>
+</ds:datastoreItem>
 </file>